--- a/output/regv2_Baseline_BBsample.docx
+++ b/output/regv2_Baseline_BBsample.docx
@@ -2173,7 +2173,7 @@
               <w:jc w:val="left"/>
             </w:pPr>
             <w:r>
-              <w:t xml:space="preserve">African region of trade</w:t>
+              <w:t xml:space="preserve">African region of trade (Bight of Guinea omitted)</w:t>
             </w:r>
           </w:p>
         </w:tc>
